--- a/Farhan_Resume.docx
+++ b/Farhan_Resume.docx
@@ -216,7 +216,34 @@
           <w:sz w:val="20"/>
           <w:szCs w:val="20"/>
         </w:rPr>
-        <w:t>June 2026 - Present</w:t>
+        <w:t xml:space="preserve">June 2026 </w:t>
+      </w:r>
+      <w:r>
+        <w:rPr>
+          <w:i/>
+          <w:iCs/>
+          <w:sz w:val="20"/>
+          <w:szCs w:val="20"/>
+        </w:rPr>
+        <w:t>–</w:t>
+      </w:r>
+      <w:r>
+        <w:rPr>
+          <w:i/>
+          <w:iCs/>
+          <w:sz w:val="20"/>
+          <w:szCs w:val="20"/>
+        </w:rPr>
+        <w:t xml:space="preserve"> </w:t>
+      </w:r>
+      <w:r>
+        <w:rPr>
+          <w:i/>
+          <w:iCs/>
+          <w:sz w:val="20"/>
+          <w:szCs w:val="20"/>
+        </w:rPr>
+        <w:t>July 2026</w:t>
       </w:r>
     </w:p>
     <w:p>

--- a/Farhan_Resume.docx
+++ b/Farhan_Resume.docx
@@ -21,25 +21,6 @@
           <w:szCs w:val="32"/>
         </w:rPr>
         <w:t>MUHAMMAD FARHAN S/O RAFEEK AHAMED</w:t>
-      </w:r>
-    </w:p>
-    <w:p>
-      <w:pPr>
-        <w:spacing w:after="60"/>
-        <w:jc w:val="center"/>
-        <w:rPr>
-          <w:sz w:val="24"/>
-          <w:szCs w:val="24"/>
-        </w:rPr>
-      </w:pPr>
-      <w:r>
-        <w:rPr>
-          <w:b/>
-          <w:bCs/>
-          <w:sz w:val="24"/>
-          <w:szCs w:val="24"/>
-        </w:rPr>
-        <w:t>Year 2 Student @ Nanyang Polytechnic</w:t>
       </w:r>
     </w:p>
     <w:p>
@@ -154,10 +135,7 @@
         <w:spacing w:after="120"/>
       </w:pPr>
       <w:r>
-        <w:t>Second-year student pursuing Diploma in Business &amp; Financial Technology (GPA:4.0/4.0), aspiring to become a data</w:t>
-      </w:r>
-      <w:r>
-        <w:t xml:space="preserve"> Analyst and developer. Combines technical proficiency in SQL, Python, and JavaScript with a passion for building intuitive web applications. Adept at creating responsive interfaces and managing secure data-driven CRUD operations. Dedicated to translating complex data into actionable digital solutions that solve real-world problems and make people’s lives easier.</w:t>
+        <w:t>Second-year Business &amp; Financial Technology student (GPA: 3.97/4.0) at Nanyang Polytechnic, aspiring to build a career at the intersection of analytics and software development. Combines analytical problem-solving with technical proficiency in SQL, Python, and JavaScript to build intuitive, user-centric applications. Adept at uncovering actionable insights from complex information and managing secure, full-stack CRUD operations. Dedicated to bridging business needs and technology by developing robust digital solutions that solve real-world problems.</w:t>
       </w:r>
     </w:p>
     <w:p>
@@ -166,14 +144,6 @@
           <w:bottom w:val="single" w:sz="8" w:space="1" w:color="1F4788"/>
         </w:pBdr>
         <w:spacing w:after="120"/>
-      </w:pPr>
-    </w:p>
-    <w:p>
-      <w:pPr>
-        <w:pBdr>
-          <w:bottom w:val="single" w:sz="8" w:space="1" w:color="1F4788"/>
-        </w:pBdr>
-        <w:spacing w:after="120"/>
         <w:rPr>
           <w:b/>
           <w:bCs/>
@@ -202,7 +172,23 @@
           <w:b/>
           <w:bCs/>
         </w:rPr>
-        <w:t>AI-Powered Insurance Navigator, “PRUNavigator” | PolyFintech100 API Hackathon</w:t>
+        <w:t>AI-Powered Insurance Navigator, “</w:t>
+      </w:r>
+      <w:proofErr w:type="spellStart"/>
+      <w:r>
+        <w:rPr>
+          <w:b/>
+          <w:bCs/>
+        </w:rPr>
+        <w:t>PRUNavigator</w:t>
+      </w:r>
+      <w:proofErr w:type="spellEnd"/>
+      <w:r>
+        <w:rPr>
+          <w:b/>
+          <w:bCs/>
+        </w:rPr>
+        <w:t>” | PolyFintech100 API Hackathon</w:t>
       </w:r>
     </w:p>
     <w:p>
@@ -398,7 +384,23 @@
           <w:rFonts w:ascii="Calibri" w:eastAsia="Calibri" w:hAnsi="Calibri" w:cs="Calibri"/>
           <w:color w:val="222222"/>
         </w:rPr>
-        <w:t>implemented secure SQLAlchemy schemas with strict relational integrity to manage policy and customer data.</w:t>
+        <w:t xml:space="preserve">implemented secure </w:t>
+      </w:r>
+      <w:proofErr w:type="spellStart"/>
+      <w:r>
+        <w:rPr>
+          <w:rFonts w:ascii="Calibri" w:eastAsia="Calibri" w:hAnsi="Calibri" w:cs="Calibri"/>
+          <w:color w:val="222222"/>
+        </w:rPr>
+        <w:t>SQLAlchemy</w:t>
+      </w:r>
+      <w:proofErr w:type="spellEnd"/>
+      <w:r>
+        <w:rPr>
+          <w:rFonts w:ascii="Calibri" w:eastAsia="Calibri" w:hAnsi="Calibri" w:cs="Calibri"/>
+          <w:color w:val="222222"/>
+        </w:rPr>
+        <w:t xml:space="preserve"> schemas with strict relational integrity to manage policy and customer data.</w:t>
       </w:r>
     </w:p>
     <w:p>
@@ -624,7 +626,23 @@
           <w:b/>
           <w:bCs/>
         </w:rPr>
-        <w:t>Intergenerational Web Platform, “InterGen” | Web Development Project</w:t>
+        <w:t>Intergenerational Web Platform, “</w:t>
+      </w:r>
+      <w:proofErr w:type="spellStart"/>
+      <w:r>
+        <w:rPr>
+          <w:b/>
+          <w:bCs/>
+        </w:rPr>
+        <w:t>InterGen</w:t>
+      </w:r>
+      <w:proofErr w:type="spellEnd"/>
+      <w:r>
+        <w:rPr>
+          <w:b/>
+          <w:bCs/>
+        </w:rPr>
+        <w:t>” | Web Development Project</w:t>
       </w:r>
     </w:p>
     <w:p>
@@ -774,7 +792,23 @@
           <w:rFonts w:ascii="Calibri" w:eastAsia="Calibri" w:hAnsi="Calibri" w:cs="Calibri"/>
           <w:color w:val="222222"/>
         </w:rPr>
-        <w:t>designed a SQLAlchemy database schema to support efficient user and friend management.</w:t>
+        <w:t xml:space="preserve">designed a </w:t>
+      </w:r>
+      <w:proofErr w:type="spellStart"/>
+      <w:r>
+        <w:rPr>
+          <w:rFonts w:ascii="Calibri" w:eastAsia="Calibri" w:hAnsi="Calibri" w:cs="Calibri"/>
+          <w:color w:val="222222"/>
+        </w:rPr>
+        <w:t>SQLAlchemy</w:t>
+      </w:r>
+      <w:proofErr w:type="spellEnd"/>
+      <w:r>
+        <w:rPr>
+          <w:rFonts w:ascii="Calibri" w:eastAsia="Calibri" w:hAnsi="Calibri" w:cs="Calibri"/>
+          <w:color w:val="222222"/>
+        </w:rPr>
+        <w:t xml:space="preserve"> database schema to support efficient user and friend management.</w:t>
       </w:r>
     </w:p>
     <w:p>
@@ -839,7 +873,16 @@
         <w:t xml:space="preserve"> </w:t>
       </w:r>
       <w:r>
-        <w:t>Python, JavaScript (ES6), HTML5, CSS3, SQL</w:t>
+        <w:t>Python, JavaScript (ES6),</w:t>
+      </w:r>
+      <w:r>
+        <w:t xml:space="preserve"> C#,</w:t>
+      </w:r>
+      <w:r>
+        <w:t xml:space="preserve"> HTML5, CSS3, SQL</w:t>
+      </w:r>
+      <w:r>
+        <w:t>, Canva, Figma</w:t>
       </w:r>
     </w:p>
     <w:p>
@@ -853,7 +896,6 @@
         <w:contextualSpacing w:val="0"/>
       </w:pPr>
       <w:r>
-        <w:lastRenderedPageBreak/>
         <w:t>Frameworks &amp; Libraries: Flask, Jinja2, Bootstrap</w:t>
       </w:r>
     </w:p>
@@ -868,6 +910,7 @@
         <w:contextualSpacing w:val="0"/>
       </w:pPr>
       <w:r>
+        <w:lastRenderedPageBreak/>
         <w:t>Databases: SQLite, MySQL, MongoDB</w:t>
       </w:r>
     </w:p>
@@ -918,6 +961,391 @@
         </w:rPr>
         <w:t>Soft</w:t>
       </w:r>
+      <w:r>
+        <w:rPr>
+          <w:b/>
+          <w:bCs/>
+        </w:rPr>
+        <w:t xml:space="preserve"> Skills:</w:t>
+      </w:r>
+      <w:r>
+        <w:t xml:space="preserve"> Collaborative Teamwork, </w:t>
+      </w:r>
+      <w:r>
+        <w:t>Communication</w:t>
+      </w:r>
+      <w:r>
+        <w:t>, Leadership, Strategic Problem-Solving, Adaptability</w:t>
+      </w:r>
+    </w:p>
+    <w:p>
+      <w:pPr>
+        <w:pBdr>
+          <w:bottom w:val="single" w:sz="8" w:space="1" w:color="1F4788"/>
+        </w:pBdr>
+        <w:spacing w:after="120"/>
+        <w:rPr>
+          <w:b/>
+          <w:bCs/>
+          <w:color w:val="0070C0"/>
+        </w:rPr>
+      </w:pPr>
+      <w:r>
+        <w:rPr>
+          <w:b/>
+          <w:bCs/>
+          <w:color w:val="0070C0"/>
+        </w:rPr>
+        <w:t>EDUCATION</w:t>
+      </w:r>
+    </w:p>
+    <w:p>
+      <w:pPr>
+        <w:spacing w:after="40"/>
+      </w:pPr>
+      <w:r>
+        <w:rPr>
+          <w:b/>
+          <w:bCs/>
+        </w:rPr>
+        <w:t>Nanyang Polytechnic</w:t>
+      </w:r>
+    </w:p>
+    <w:p>
+      <w:pPr>
+        <w:spacing w:after="40"/>
+        <w:rPr>
+          <w:i/>
+          <w:iCs/>
+        </w:rPr>
+      </w:pPr>
+      <w:r>
+        <w:rPr>
+          <w:i/>
+          <w:iCs/>
+        </w:rPr>
+        <w:t xml:space="preserve">Diploma in Business &amp; Financial Technology  </w:t>
+      </w:r>
+    </w:p>
+    <w:p>
+      <w:pPr>
+        <w:spacing w:after="40"/>
+        <w:rPr>
+          <w:i/>
+          <w:iCs/>
+        </w:rPr>
+      </w:pPr>
+      <w:r>
+        <w:rPr>
+          <w:i/>
+          <w:iCs/>
+        </w:rPr>
+        <w:t xml:space="preserve">GPA: </w:t>
+      </w:r>
+      <w:r>
+        <w:rPr>
+          <w:i/>
+          <w:iCs/>
+        </w:rPr>
+        <w:t>3.97</w:t>
+      </w:r>
+      <w:r>
+        <w:rPr>
+          <w:i/>
+          <w:iCs/>
+        </w:rPr>
+        <w:t xml:space="preserve"> / 4.0</w:t>
+      </w:r>
+    </w:p>
+    <w:p>
+      <w:pPr>
+        <w:spacing w:after="40"/>
+        <w:rPr>
+          <w:i/>
+          <w:iCs/>
+        </w:rPr>
+      </w:pPr>
+      <w:r>
+        <w:rPr>
+          <w:i/>
+          <w:iCs/>
+        </w:rPr>
+        <w:t>Director’s List: Y1S1, Y1S2</w:t>
+      </w:r>
+      <w:r>
+        <w:rPr>
+          <w:i/>
+          <w:iCs/>
+        </w:rPr>
+        <w:t>, Y2S1</w:t>
+      </w:r>
+    </w:p>
+    <w:p>
+      <w:pPr>
+        <w:spacing w:after="40"/>
+        <w:rPr>
+          <w:i/>
+          <w:iCs/>
+        </w:rPr>
+      </w:pPr>
+      <w:r>
+        <w:rPr>
+          <w:i/>
+          <w:iCs/>
+        </w:rPr>
+        <w:t xml:space="preserve">Expected Graduation: April 2028 </w:t>
+      </w:r>
+    </w:p>
+    <w:p>
+      <w:pPr>
+        <w:spacing w:after="40"/>
+        <w:rPr>
+          <w:i/>
+          <w:iCs/>
+        </w:rPr>
+      </w:pPr>
+      <w:r>
+        <w:rPr>
+          <w:i/>
+          <w:iCs/>
+        </w:rPr>
+        <w:t xml:space="preserve"> </w:t>
+      </w:r>
+    </w:p>
+    <w:p>
+      <w:pPr>
+        <w:spacing w:after="40"/>
+      </w:pPr>
+      <w:r>
+        <w:rPr>
+          <w:b/>
+          <w:bCs/>
+        </w:rPr>
+        <w:t>Sembawang Secondary School</w:t>
+      </w:r>
+    </w:p>
+    <w:p>
+      <w:pPr>
+        <w:spacing w:after="40"/>
+        <w:rPr>
+          <w:i/>
+          <w:iCs/>
+        </w:rPr>
+      </w:pPr>
+      <w:r>
+        <w:rPr>
+          <w:i/>
+          <w:iCs/>
+        </w:rPr>
+        <w:t>O Levels</w:t>
+      </w:r>
+    </w:p>
+    <w:p>
+      <w:pPr>
+        <w:spacing w:after="40"/>
+      </w:pPr>
+      <w:r>
+        <w:rPr>
+          <w:i/>
+          <w:iCs/>
+        </w:rPr>
+        <w:t>Cohort Valedictorian</w:t>
+      </w:r>
+    </w:p>
+    <w:p>
+      <w:pPr>
+        <w:spacing w:after="200"/>
+        <w:rPr>
+          <w:i/>
+          <w:iCs/>
+        </w:rPr>
+      </w:pPr>
+      <w:r>
+        <w:rPr>
+          <w:i/>
+          <w:iCs/>
+        </w:rPr>
+        <w:t>Graduation: November 2024</w:t>
+      </w:r>
+    </w:p>
+    <w:p>
+      <w:pPr>
+        <w:pBdr>
+          <w:bottom w:val="single" w:sz="8" w:space="1" w:color="1F4788"/>
+        </w:pBdr>
+        <w:spacing w:after="120"/>
+        <w:rPr>
+          <w:b/>
+          <w:bCs/>
+          <w:color w:val="0070C0"/>
+        </w:rPr>
+      </w:pPr>
+      <w:r>
+        <w:rPr>
+          <w:b/>
+          <w:bCs/>
+          <w:color w:val="0070C0"/>
+        </w:rPr>
+        <w:t>LEADERSHIP</w:t>
+      </w:r>
+    </w:p>
+    <w:p>
+      <w:pPr>
+        <w:spacing w:after="40"/>
+        <w:rPr>
+          <w:b/>
+          <w:bCs/>
+        </w:rPr>
+      </w:pPr>
+      <w:r>
+        <w:rPr>
+          <w:b/>
+          <w:bCs/>
+        </w:rPr>
+        <w:t xml:space="preserve">NYP Founder’s Club </w:t>
+      </w:r>
+      <w:r>
+        <w:rPr>
+          <w:b/>
+          <w:bCs/>
+        </w:rPr>
+        <w:t>-</w:t>
+      </w:r>
+      <w:r>
+        <w:rPr>
+          <w:b/>
+          <w:bCs/>
+        </w:rPr>
+        <w:t xml:space="preserve"> Sub-Committee | Nanyang Polytechnic</w:t>
+      </w:r>
+    </w:p>
+    <w:p>
+      <w:pPr>
+        <w:spacing w:after="40"/>
+      </w:pPr>
+      <w:r>
+        <w:t xml:space="preserve"> </w:t>
+      </w:r>
+      <w:r>
+        <w:rPr>
+          <w:i/>
+          <w:iCs/>
+        </w:rPr>
+        <w:t xml:space="preserve">Marketing | </w:t>
+      </w:r>
+      <w:r>
+        <w:t>202</w:t>
+      </w:r>
+      <w:r>
+        <w:t>6-Present</w:t>
+      </w:r>
+    </w:p>
+    <w:p>
+      <w:pPr>
+        <w:pStyle w:val="ListParagraph"/>
+        <w:numPr>
+          <w:ilvl w:val="0"/>
+          <w:numId w:val="12"/>
+        </w:numPr>
+        <w:spacing w:after="40"/>
+        <w:rPr>
+          <w:b/>
+          <w:bCs/>
+        </w:rPr>
+      </w:pPr>
+      <w:r>
+        <w:t xml:space="preserve">Storyboarding, scene-by-scene instructions, and </w:t>
+      </w:r>
+      <w:r>
+        <w:t>helping</w:t>
+      </w:r>
+      <w:r>
+        <w:t xml:space="preserve"> with filming content that is going to be posted on social media like Instagram and TikTok.</w:t>
+      </w:r>
+    </w:p>
+    <w:p>
+      <w:pPr>
+        <w:pStyle w:val="ListParagraph"/>
+        <w:spacing w:after="40"/>
+        <w:rPr>
+          <w:b/>
+          <w:bCs/>
+        </w:rPr>
+      </w:pPr>
+    </w:p>
+    <w:p>
+      <w:pPr>
+        <w:spacing w:after="40"/>
+      </w:pPr>
+      <w:r>
+        <w:rPr>
+          <w:b/>
+          <w:bCs/>
+        </w:rPr>
+        <w:t>Student Council Executive Committee (EXCO)</w:t>
+      </w:r>
+      <w:r>
+        <w:rPr>
+          <w:b/>
+          <w:bCs/>
+        </w:rPr>
+        <w:t xml:space="preserve"> | Sembawang Secondary School</w:t>
+      </w:r>
+      <w:r>
+        <w:br/>
+      </w:r>
+      <w:r>
+        <w:rPr>
+          <w:i/>
+          <w:iCs/>
+        </w:rPr>
+        <w:t>Deputy Head of Compliance</w:t>
+      </w:r>
+      <w:r>
+        <w:t xml:space="preserve"> | 2023</w:t>
+      </w:r>
+      <w:r>
+        <w:t>-2024</w:t>
+      </w:r>
+    </w:p>
+    <w:p>
+      <w:pPr>
+        <w:numPr>
+          <w:ilvl w:val="0"/>
+          <w:numId w:val="2"/>
+        </w:numPr>
+        <w:spacing w:after="40"/>
+      </w:pPr>
+      <w:r>
+        <w:t>Managed student discipline and compliance standards, coordinating team responsibilities and improving duty attendance rates through accountability measures.</w:t>
+      </w:r>
+    </w:p>
+    <w:p>
+      <w:pPr>
+        <w:spacing w:after="40"/>
+        <w:ind w:left="720"/>
+      </w:pPr>
+    </w:p>
+    <w:p>
+      <w:pPr>
+        <w:pBdr>
+          <w:bottom w:val="single" w:sz="8" w:space="1" w:color="1F4788"/>
+        </w:pBdr>
+        <w:spacing w:after="120"/>
+        <w:rPr>
+          <w:b/>
+          <w:bCs/>
+          <w:color w:val="0070C0"/>
+        </w:rPr>
+      </w:pPr>
+      <w:r>
+        <w:rPr>
+          <w:b/>
+          <w:bCs/>
+          <w:color w:val="0070C0"/>
+        </w:rPr>
+        <w:t>CERTIFICATIONS</w:t>
+      </w:r>
     </w:p>
     <w:p>
       <w:pPr>
@@ -928,13 +1356,9 @@
         </w:numPr>
         <w:spacing w:after="80"/>
         <w:contextualSpacing w:val="0"/>
-        <w:rPr>
-          <w:b/>
-          <w:bCs/>
-        </w:rPr>
-      </w:pPr>
-      <w:r>
-        <w:t>Collaborative Teamwork</w:t>
+      </w:pPr>
+      <w:r>
+        <w:t>User Experience Design Fundamentals - IBM, 2025</w:t>
       </w:r>
     </w:p>
     <w:p>
@@ -946,13 +1370,9 @@
         </w:numPr>
         <w:spacing w:after="80"/>
         <w:contextualSpacing w:val="0"/>
-        <w:rPr>
-          <w:b/>
-          <w:bCs/>
-        </w:rPr>
-      </w:pPr>
-      <w:r>
-        <w:t>Communications</w:t>
+      </w:pPr>
+      <w:r>
+        <w:t>Web Development Fundamentals - IBM, 2025</w:t>
       </w:r>
     </w:p>
     <w:p>
@@ -964,13 +1384,9 @@
         </w:numPr>
         <w:spacing w:after="80"/>
         <w:contextualSpacing w:val="0"/>
-        <w:rPr>
-          <w:b/>
-          <w:bCs/>
-        </w:rPr>
-      </w:pPr>
-      <w:r>
-        <w:t>Strategic Problem-Solving</w:t>
+      </w:pPr>
+      <w:r>
+        <w:t>Certified Entry-Level Python Programmer - Python Institute, 2025</w:t>
       </w:r>
     </w:p>
     <w:p>
@@ -982,368 +1398,9 @@
         </w:numPr>
         <w:spacing w:after="80"/>
         <w:contextualSpacing w:val="0"/>
-        <w:rPr>
-          <w:b/>
-          <w:bCs/>
-        </w:rPr>
-      </w:pPr>
-      <w:r>
-        <w:t>Adaptability</w:t>
-      </w:r>
-    </w:p>
-    <w:p>
-      <w:pPr>
-        <w:pBdr>
-          <w:bottom w:val="single" w:sz="8" w:space="1" w:color="1F4788"/>
-        </w:pBdr>
-        <w:spacing w:after="120"/>
-        <w:rPr>
-          <w:b/>
-          <w:bCs/>
-          <w:color w:val="0070C0"/>
-        </w:rPr>
-      </w:pPr>
-    </w:p>
-    <w:p>
-      <w:pPr>
-        <w:pBdr>
-          <w:bottom w:val="single" w:sz="8" w:space="1" w:color="1F4788"/>
-        </w:pBdr>
-        <w:spacing w:after="120"/>
-        <w:rPr>
-          <w:b/>
-          <w:bCs/>
-          <w:color w:val="0070C0"/>
-        </w:rPr>
-      </w:pPr>
-      <w:r>
-        <w:rPr>
-          <w:b/>
-          <w:bCs/>
-          <w:color w:val="0070C0"/>
-        </w:rPr>
-        <w:t>EDUCATION</w:t>
-      </w:r>
-    </w:p>
-    <w:p>
-      <w:pPr>
-        <w:spacing w:after="40"/>
-      </w:pPr>
-      <w:r>
-        <w:rPr>
-          <w:b/>
-          <w:bCs/>
-        </w:rPr>
-        <w:t>Nanyang Polytechnic</w:t>
-      </w:r>
-    </w:p>
-    <w:p>
-      <w:pPr>
-        <w:spacing w:after="40"/>
-        <w:rPr>
-          <w:i/>
-          <w:iCs/>
-        </w:rPr>
-      </w:pPr>
-      <w:r>
-        <w:rPr>
-          <w:i/>
-          <w:iCs/>
-        </w:rPr>
-        <w:t xml:space="preserve">Diploma in Business &amp; Financial Technology  </w:t>
-      </w:r>
-    </w:p>
-    <w:p>
-      <w:pPr>
-        <w:spacing w:after="40"/>
-        <w:rPr>
-          <w:i/>
-          <w:iCs/>
-        </w:rPr>
-      </w:pPr>
-      <w:r>
-        <w:rPr>
-          <w:i/>
-          <w:iCs/>
-        </w:rPr>
-        <w:t>GPA: 4.0 / 4.0</w:t>
-      </w:r>
-    </w:p>
-    <w:p>
-      <w:pPr>
-        <w:spacing w:after="40"/>
-        <w:rPr>
-          <w:i/>
-          <w:iCs/>
-        </w:rPr>
-      </w:pPr>
-      <w:r>
-        <w:rPr>
-          <w:i/>
-          <w:iCs/>
-        </w:rPr>
-        <w:t>Director’s List: Y1S1, Y1S2</w:t>
-      </w:r>
-    </w:p>
-    <w:p>
-      <w:pPr>
-        <w:spacing w:after="40"/>
-        <w:rPr>
-          <w:i/>
-          <w:iCs/>
-        </w:rPr>
-      </w:pPr>
-      <w:r>
-        <w:rPr>
-          <w:i/>
-          <w:iCs/>
-        </w:rPr>
-        <w:t xml:space="preserve">Expected Graduation: April 2028 </w:t>
-      </w:r>
-    </w:p>
-    <w:p>
-      <w:pPr>
-        <w:spacing w:after="40"/>
-        <w:rPr>
-          <w:i/>
-          <w:iCs/>
-        </w:rPr>
-      </w:pPr>
-      <w:r>
-        <w:rPr>
-          <w:i/>
-          <w:iCs/>
-        </w:rPr>
-        <w:t xml:space="preserve"> </w:t>
-      </w:r>
-    </w:p>
-    <w:p>
-      <w:pPr>
-        <w:spacing w:after="40"/>
-      </w:pPr>
-      <w:r>
-        <w:rPr>
-          <w:b/>
-          <w:bCs/>
-        </w:rPr>
-        <w:t>Sembawang Secondary School</w:t>
-      </w:r>
-    </w:p>
-    <w:p>
-      <w:pPr>
-        <w:spacing w:after="40"/>
-        <w:rPr>
-          <w:i/>
-          <w:iCs/>
-        </w:rPr>
-      </w:pPr>
-      <w:r>
-        <w:rPr>
-          <w:i/>
-          <w:iCs/>
-        </w:rPr>
-        <w:t>O Levels</w:t>
-      </w:r>
-    </w:p>
-    <w:p>
-      <w:pPr>
-        <w:spacing w:after="40"/>
-      </w:pPr>
-      <w:r>
-        <w:rPr>
-          <w:i/>
-          <w:iCs/>
-        </w:rPr>
-        <w:t>Cohort Valedictorian</w:t>
-      </w:r>
-    </w:p>
-    <w:p>
-      <w:pPr>
-        <w:spacing w:after="200"/>
-        <w:rPr>
-          <w:i/>
-          <w:iCs/>
-        </w:rPr>
-      </w:pPr>
-      <w:r>
-        <w:rPr>
-          <w:i/>
-          <w:iCs/>
-        </w:rPr>
-        <w:t>Graduation: November 2024</w:t>
-      </w:r>
-    </w:p>
-    <w:p>
-      <w:pPr>
-        <w:pBdr>
-          <w:bottom w:val="single" w:sz="8" w:space="1" w:color="1F4788"/>
-        </w:pBdr>
-        <w:spacing w:after="120"/>
-        <w:rPr>
-          <w:b/>
-          <w:bCs/>
-          <w:color w:val="0070C0"/>
-        </w:rPr>
-      </w:pPr>
-      <w:r>
-        <w:rPr>
-          <w:b/>
-          <w:bCs/>
-          <w:color w:val="0070C0"/>
-        </w:rPr>
-        <w:t>LEADERSHIP</w:t>
-      </w:r>
-    </w:p>
-    <w:p>
-      <w:pPr>
-        <w:spacing w:after="40"/>
-        <w:rPr>
-          <w:b/>
-          <w:bCs/>
-        </w:rPr>
-      </w:pPr>
-      <w:r>
-        <w:rPr>
-          <w:b/>
-          <w:bCs/>
-        </w:rPr>
-        <w:t xml:space="preserve">NYP Founder’s Club </w:t>
-      </w:r>
-      <w:r>
-        <w:rPr>
-          <w:b/>
-          <w:bCs/>
-        </w:rPr>
-        <w:t>-</w:t>
-      </w:r>
-      <w:r>
-        <w:rPr>
-          <w:b/>
-          <w:bCs/>
-        </w:rPr>
-        <w:t xml:space="preserve"> Sub-Committee | Nanyang Polytechnic</w:t>
-      </w:r>
-    </w:p>
-    <w:p>
-      <w:pPr>
-        <w:spacing w:after="40"/>
-      </w:pPr>
-      <w:r>
-        <w:t xml:space="preserve"> </w:t>
-      </w:r>
-      <w:r>
-        <w:rPr>
-          <w:i/>
-          <w:iCs/>
-        </w:rPr>
-        <w:t xml:space="preserve">Marketing | </w:t>
-      </w:r>
-      <w:r>
-        <w:t>202</w:t>
-      </w:r>
-      <w:r>
-        <w:t>6-Present</w:t>
-      </w:r>
-    </w:p>
-    <w:p>
-      <w:pPr>
-        <w:pStyle w:val="ListParagraph"/>
-        <w:numPr>
-          <w:ilvl w:val="0"/>
-          <w:numId w:val="12"/>
-        </w:numPr>
-        <w:spacing w:after="40"/>
-        <w:rPr>
-          <w:b/>
-          <w:bCs/>
-        </w:rPr>
-      </w:pPr>
-      <w:r>
-        <w:t>Storyboarding, scene-by-scene instructions, and help out with filming the content that is going to be posted on social media like Instagram and TikTok.</w:t>
-      </w:r>
-    </w:p>
-    <w:p>
-      <w:pPr>
-        <w:pStyle w:val="ListParagraph"/>
-        <w:spacing w:after="40"/>
-        <w:rPr>
-          <w:b/>
-          <w:bCs/>
-        </w:rPr>
-      </w:pPr>
-    </w:p>
-    <w:p>
-      <w:pPr>
-        <w:spacing w:after="40"/>
-      </w:pPr>
-      <w:r>
-        <w:rPr>
-          <w:b/>
-          <w:bCs/>
-        </w:rPr>
-        <w:t>Student Council Executive Committee (EXCO)</w:t>
-      </w:r>
-      <w:r>
-        <w:rPr>
-          <w:b/>
-          <w:bCs/>
-        </w:rPr>
-        <w:t xml:space="preserve"> | Sembawang Secondary School</w:t>
-      </w:r>
-      <w:r>
-        <w:br/>
-      </w:r>
-      <w:r>
-        <w:rPr>
-          <w:i/>
-          <w:iCs/>
-        </w:rPr>
-        <w:t>Deputy Head of Compliance</w:t>
-      </w:r>
-      <w:r>
-        <w:t xml:space="preserve"> | 2023</w:t>
-      </w:r>
-      <w:r>
-        <w:t>-2024</w:t>
-      </w:r>
-    </w:p>
-    <w:p>
-      <w:pPr>
-        <w:numPr>
-          <w:ilvl w:val="0"/>
-          <w:numId w:val="2"/>
-        </w:numPr>
-        <w:spacing w:after="40"/>
-      </w:pPr>
-      <w:r>
-        <w:t>Managed student discipline and compliance standards, coordinating team responsibilities and improving duty attendance rates through accountability measures.</w:t>
-      </w:r>
-    </w:p>
-    <w:p>
-      <w:pPr>
-        <w:spacing w:after="40"/>
-        <w:ind w:left="720"/>
-      </w:pPr>
-    </w:p>
-    <w:p>
-      <w:pPr>
-        <w:pBdr>
-          <w:bottom w:val="single" w:sz="8" w:space="1" w:color="1F4788"/>
-        </w:pBdr>
-        <w:spacing w:after="120"/>
-        <w:rPr>
-          <w:b/>
-          <w:bCs/>
-          <w:color w:val="0070C0"/>
-        </w:rPr>
-      </w:pPr>
-      <w:r>
-        <w:rPr>
-          <w:b/>
-          <w:bCs/>
-          <w:color w:val="0070C0"/>
-        </w:rPr>
-        <w:t>CERTIFICATIONS</w:t>
+      </w:pPr>
+      <w:r>
+        <w:t>AI Fluency: Framework &amp; Foundations - Anthropic, 2025</w:t>
       </w:r>
     </w:p>
     <w:p>
@@ -1357,69 +1414,18 @@
         <w:contextualSpacing w:val="0"/>
       </w:pPr>
       <w:r>
-        <w:t>User Experience Design Fundamentals - IBM, 2025</w:t>
-      </w:r>
-    </w:p>
-    <w:p>
-      <w:pPr>
-        <w:pStyle w:val="ListParagraph"/>
-        <w:numPr>
-          <w:ilvl w:val="0"/>
-          <w:numId w:val="1"/>
-        </w:numPr>
-        <w:spacing w:after="80"/>
-        <w:contextualSpacing w:val="0"/>
-      </w:pPr>
-      <w:r>
-        <w:t>Web Development Fundamentals - IBM, 2025</w:t>
-      </w:r>
-    </w:p>
-    <w:p>
-      <w:pPr>
-        <w:pStyle w:val="ListParagraph"/>
-        <w:numPr>
-          <w:ilvl w:val="0"/>
-          <w:numId w:val="1"/>
-        </w:numPr>
-        <w:spacing w:after="80"/>
-        <w:contextualSpacing w:val="0"/>
-      </w:pPr>
-      <w:r>
-        <w:t>Certified Entry-Level Python Programmer - Python Institute, 2025</w:t>
-      </w:r>
-    </w:p>
-    <w:p>
-      <w:pPr>
-        <w:pStyle w:val="ListParagraph"/>
-        <w:numPr>
-          <w:ilvl w:val="0"/>
-          <w:numId w:val="1"/>
-        </w:numPr>
-        <w:spacing w:after="80"/>
-        <w:contextualSpacing w:val="0"/>
-      </w:pPr>
-      <w:r>
-        <w:t>AI Fluency: Framework &amp; Foundations - Anthropic, 2025</w:t>
-      </w:r>
-    </w:p>
-    <w:p>
-      <w:pPr>
-        <w:pStyle w:val="ListParagraph"/>
-        <w:numPr>
-          <w:ilvl w:val="0"/>
-          <w:numId w:val="1"/>
-        </w:numPr>
-        <w:spacing w:after="80"/>
-        <w:contextualSpacing w:val="0"/>
-      </w:pPr>
-      <w:r>
         <w:t xml:space="preserve">Blockchain Basics </w:t>
       </w:r>
       <w:r>
         <w:t xml:space="preserve">- </w:t>
       </w:r>
-      <w:r>
-        <w:t>Cyfrin Updraft, 2026</w:t>
+      <w:proofErr w:type="spellStart"/>
+      <w:r>
+        <w:t>Cyfrin</w:t>
+      </w:r>
+      <w:proofErr w:type="spellEnd"/>
+      <w:r>
+        <w:t xml:space="preserve"> Updraft, 2026</w:t>
       </w:r>
     </w:p>
     <w:p>
@@ -3621,7 +3627,6 @@
   <w:style w:type="character" w:default="1" w:styleId="DefaultParagraphFont">
     <w:name w:val="Default Paragraph Font"/>
     <w:uiPriority w:val="1"/>
-    <w:semiHidden/>
     <w:unhideWhenUsed/>
   </w:style>
   <w:style w:type="table" w:default="1" w:styleId="TableNormal">
